--- a/technical_protection_of_information/практики/1/2026/Документы/36. Акт классификации автоматизированной системы.docx
+++ b/technical_protection_of_information/практики/1/2026/Документы/36. Акт классификации автоматизированной системы.docx
@@ -4,54 +4,51 @@
   <w:body>
     <w:p>
       <w:pPr>
+        <w:ind w:firstLine="0"/>
         <w:jc w:val="center"/>
       </w:pPr>
       <w:r>
         <w:rPr>
           <w:b/>
-          <w:i w:val="0"/>
-          <w:sz w:val="28"/>
         </w:rPr>
         <w:t>Общество с ограниченной ответственностью «ТехноЩит»</w:t>
       </w:r>
     </w:p>
     <w:p>
       <w:pPr>
+        <w:ind w:firstLine="0"/>
         <w:jc w:val="center"/>
       </w:pPr>
       <w:r>
         <w:rPr>
-          <w:b w:val="0"/>
-          <w:i w:val="0"/>
-          <w:sz w:val="24"/>
+          <w:b/>
         </w:rPr>
-        <w:t>ОГРН 1256196012345, ИНН 6165012345, КПП 616501001</w:t>
+        <w:t>АКТ КЛАССИФИКАЦИИ АС И ОПРЕДЕЛЕНИЯ УРОВНЯ ЗАЩИЩЁННОСТИ ПДН</w:t>
       </w:r>
     </w:p>
     <w:p>
       <w:pPr>
-        <w:jc w:val="center"/>
+        <w:ind w:firstLine="0"/>
       </w:pPr>
       <w:r>
-        <w:rPr>
-          <w:b w:val="0"/>
-          <w:i w:val="0"/>
-          <w:sz w:val="24"/>
-        </w:rPr>
-        <w:t>344000, г. Ростов-на-Дону, пр. Стачки, д. 25, офис 301</w:t>
+        <w:t>01.09.2026 № 1</w:t>
+        <w:br/>
+        <w:t>г. Ростов-на-Дону</w:t>
       </w:r>
     </w:p>
     <w:p>
       <w:pPr>
-        <w:jc w:val="center"/>
+        <w:ind w:firstLine="0"/>
+        <w:jc w:val="right"/>
       </w:pPr>
       <w:r>
-        <w:rPr>
-          <w:b w:val="0"/>
-          <w:i w:val="0"/>
-          <w:sz w:val="28"/>
-        </w:rPr>
-        <w:t>____________________________________________________________</w:t>
+        <w:t>УТВЕРЖДАЮ</w:t>
+        <w:br/>
+        <w:t>Директор ООО «ТехноЩит»</w:t>
+        <w:br/>
+        <w:t>____________ Б. Ю. Ермолаев</w:t>
+        <w:br/>
+        <w:t>01.09.2026</w:t>
       </w:r>
     </w:p>
     <w:p>
@@ -59,173 +56,73 @@
         <w:jc w:val="both"/>
       </w:pPr>
       <w:r>
-        <w:rPr>
-          <w:b w:val="0"/>
-          <w:i w:val="0"/>
-          <w:sz w:val="28"/>
-        </w:rPr>
+        <w:t>Комиссия: Ковалев Д. П., Смирнов А. В., Тарасенко И. Н. Объект: АС «Защищённый контур», паспорт АС-01, помещение 04.</w:t>
       </w:r>
     </w:p>
     <w:p>
       <w:pPr>
-        <w:spacing w:before="120"/>
-        <w:jc w:val="center"/>
+        <w:jc w:val="both"/>
       </w:pPr>
       <w:r>
-        <w:rPr>
-          <w:b/>
-          <w:i w:val="0"/>
-          <w:sz w:val="28"/>
-        </w:rPr>
-        <w:t>АКТ № 1</w:t>
+        <w:t>1. АС многопользовательская, пользователи имеют разные полномочия по группам administration, technical, legal и director. Обрабатываемая информация не составляет государственную тайну. Для принятой конфигурации выбран класс 1Д по классификации АС, утверждённой Гостехкомиссией России 30.03.1992. Группа 3 для однопользовательской системы не применяется.</w:t>
       </w:r>
     </w:p>
     <w:p>
       <w:pPr>
-        <w:spacing w:before="120"/>
-        <w:jc w:val="center"/>
+        <w:jc w:val="both"/>
       </w:pPr>
       <w:r>
-        <w:rPr>
-          <w:b/>
-          <w:i w:val="0"/>
-          <w:sz w:val="28"/>
-        </w:rPr>
-        <w:t>классификации автоматизированной системы по требованиям безопасности информации</w:t>
+        <w:t>2. В ИСПДн обрабатываются иные ПДн восьми работников и не более 500 представителей заказчиков. Специальные категории, биометрия и сведения о судимости не включены. Актуальными в принятой модели являются угрозы 3-го типа; угрозы недекларированных возможностей системного и прикладного ПО не выбраны исходя из принятого контролируемого состава и модели источников угроз. Это исходное допущение классификации, а не вывод из одного факта наличия сертификата.</w:t>
       </w:r>
     </w:p>
     <w:p>
       <w:pPr>
-        <w:jc w:val="left"/>
+        <w:jc w:val="both"/>
       </w:pPr>
       <w:r>
-        <w:rPr>
-          <w:b w:val="0"/>
-          <w:i w:val="0"/>
-          <w:sz w:val="28"/>
-        </w:rPr>
-        <w:t>г. Ростов-на-Дону                                                     01.09.2026 г.</w:t>
+        <w:t>3. По подпункту «б» пункта 12 Требований, утверждённых ПП РФ № 1119, выбран 4-й уровень защищённости ПДн. Обоснование: иные категории ПДн, менее 100 000 внешних субъектов, угрозы 3-го типа. При изменении категорий, числа субъектов или модели угроз уровень пересматривается.</w:t>
       </w:r>
     </w:p>
     <w:p>
       <w:pPr>
-        <w:ind w:firstLine="709"/>
         <w:jc w:val="both"/>
       </w:pPr>
       <w:r>
-        <w:rPr>
-          <w:b w:val="0"/>
-          <w:i w:val="0"/>
-          <w:sz w:val="28"/>
-        </w:rPr>
-        <w:t>Комиссия: председатель — технический специалист Ковалев Данил Петрович; члены комиссии — ведущий инженер по ЗИ Смирнов А.В., инженер по ЗИ Тарасенко И.Н.</w:t>
+        <w:t>4. Установить организационные меры, управление доступом, антивирусную защиту, учёт носителей, журналирование, резервирование и физическое ограничение доступа по документам № 27, 39, 41–43. Изменения состава АС требуют пересмотра настоящего акта. Акт устанавливает классификацию и не является аттестатом соответствия.</w:t>
       </w:r>
     </w:p>
     <w:p>
       <w:pPr>
-        <w:ind w:firstLine="709"/>
-        <w:jc w:val="both"/>
+        <w:ind w:firstLine="0"/>
       </w:pPr>
       <w:r>
-        <w:rPr>
-          <w:b w:val="0"/>
-          <w:i w:val="0"/>
-          <w:sz w:val="28"/>
-        </w:rPr>
-        <w:t>Комиссия провела классификацию АС «Защищённый контур», размещённой в серверной (лаборатории СЗИ), и установила:</w:t>
-      </w:r>
-    </w:p>
-    <w:p>
-      <w:pPr>
-        <w:ind w:firstLine="709"/>
-        <w:jc w:val="both"/>
-      </w:pPr>
-      <w:r>
-        <w:rPr>
-          <w:b w:val="0"/>
-          <w:i w:val="0"/>
-          <w:sz w:val="28"/>
-        </w:rPr>
-        <w:t>1. АС обрабатывает конфиденциальную информацию ограниченного доступа, не содержащую сведений, составляющих государственную тайну (коммерческая тайна, персональные данные, ОРД).</w:t>
-      </w:r>
-    </w:p>
-    <w:p>
-      <w:pPr>
-        <w:ind w:firstLine="709"/>
-        <w:jc w:val="both"/>
-      </w:pPr>
-      <w:r>
-        <w:rPr>
-          <w:b w:val="0"/>
-          <w:i w:val="0"/>
-          <w:sz w:val="28"/>
-        </w:rPr>
-        <w:t>2. Масштаб АС — локальная система одного помещения; фактический нарушитель — внутренний без полномочий администратора и внешний (по модели нарушителя, документ № 19).</w:t>
-      </w:r>
-    </w:p>
-    <w:p>
-      <w:pPr>
-        <w:ind w:firstLine="709"/>
-        <w:jc w:val="both"/>
-      </w:pPr>
-      <w:r>
-        <w:rPr>
-          <w:b w:val="0"/>
-          <w:i w:val="0"/>
-          <w:sz w:val="28"/>
-        </w:rPr>
-        <w:t>3. АС отнесена к классу защищённости 3Г (многопользовательская система, информация одного уровня конфиденциальности) и к 4-му классу защищённости ИСПДн (ПП РФ № 1119).</w:t>
-      </w:r>
-    </w:p>
-    <w:p>
-      <w:pPr>
-        <w:spacing w:before="120"/>
-        <w:ind w:firstLine="709"/>
-        <w:jc w:val="both"/>
-      </w:pPr>
-      <w:r>
-        <w:rPr>
-          <w:b w:val="0"/>
-          <w:i w:val="0"/>
-          <w:sz w:val="28"/>
-        </w:rPr>
-        <w:t>4. Вывод: АС подлежит аттестации по требованиям безопасности информации; применяемые СЗИ — по перечню (документ № 9).</w:t>
-      </w:r>
-    </w:p>
-    <w:p>
-      <w:pPr>
-        <w:jc w:val="left"/>
-      </w:pPr>
-      <w:r>
-        <w:rPr>
-          <w:b w:val="0"/>
-          <w:i w:val="0"/>
-          <w:sz w:val="28"/>
-        </w:rPr>
-        <w:t>Председатель комиссии ____________ / Ковалев Д.П. /</w:t>
-      </w:r>
-    </w:p>
-    <w:p>
-      <w:pPr>
-        <w:jc w:val="left"/>
-      </w:pPr>
-      <w:r>
-        <w:rPr>
-          <w:b w:val="0"/>
-          <w:i w:val="0"/>
-          <w:sz w:val="28"/>
-        </w:rPr>
-        <w:t>Члены комиссии ____________ / Смирнов А.В. /, ____________ / Тарасенко И.Н. /</w:t>
+        <w:t>Председатель __________ Ковалев Д. П.</w:t>
+        <w:br/>
+        <w:t>Члены комиссии __________ Смирнов А. В.; __________ Тарасенко И. Н.</w:t>
       </w:r>
     </w:p>
     <w:sectPr>
-      <w:pgSz w:w="12240" w:h="15840"/>
-      <w:pgMar w:top="1134" w:right="850" w:bottom="1134" w:left="1417" w:header="720" w:footer="720" w:gutter="0"/>
+      <w:headerReference w:type="default" r:id="rId9"/>
+      <w:pgSz w:w="11906" w:h="16838"/>
+      <w:pgMar w:top="1134" w:right="850" w:bottom="1134" w:left="1701" w:header="567" w:footer="720" w:gutter="0"/>
       <w:cols w:space="720"/>
+      <w:titlePg/>
       <w:docGrid w:linePitch="360"/>
     </w:sectPr>
   </w:body>
 </w:document>
+</file>
+
+<file path=word/header1.xml><?xml version="1.0" encoding="utf-8"?>
+<w:hdr xmlns:m="http://schemas.openxmlformats.org/officeDocument/2006/math" xmlns:mc="http://schemas.openxmlformats.org/markup-compatibility/2006" xmlns:mo="http://schemas.microsoft.com/office/mac/office/2008/main" xmlns:mv="urn:schemas-microsoft-com:mac:vml" xmlns:o="urn:schemas-microsoft-com:office:office" xmlns:r="http://schemas.openxmlformats.org/officeDocument/2006/relationships" xmlns:v="urn:schemas-microsoft-com:vml" xmlns:w10="urn:schemas-microsoft-com:office:word" xmlns:w14="http://schemas.microsoft.com/office/word/2010/wordml" xmlns:w="http://schemas.openxmlformats.org/wordprocessingml/2006/main" xmlns:wne="http://schemas.microsoft.com/office/word/2006/wordml" xmlns:wp14="http://schemas.microsoft.com/office/word/2010/wordprocessingDrawing" xmlns:wp="http://schemas.openxmlformats.org/drawingml/2006/wordprocessingDrawing" xmlns:wpc="http://schemas.microsoft.com/office/word/2010/wordprocessingCanvas" xmlns:wpg="http://schemas.microsoft.com/office/word/2010/wordprocessingGroup" xmlns:wpi="http://schemas.microsoft.com/office/word/2010/wordprocessingInk" xmlns:wps="http://schemas.microsoft.com/office/word/2010/wordprocessingShape" mc:Ignorable="w14 wp14">
+  <w:p>
+    <w:pPr>
+      <w:pStyle w:val="Header"/>
+      <w:jc w:val="center"/>
+    </w:pPr>
+    <w:fldSimple w:instr="PAGE"/>
+  </w:p>
+</w:hdr>
 </file>
 
 <file path=word/numbering.xml><?xml version="1.0" encoding="utf-8"?>
@@ -593,10 +490,12 @@
     <w:rsid w:val="00FC693F"/>
     <w:pPr>
       <w:spacing w:line="276" w:lineRule="auto" w:after="80"/>
+      <w:ind w:firstLine="709"/>
     </w:pPr>
     <w:rPr>
-      <w:rFonts w:ascii="Times New Roman" w:hAnsi="Times New Roman" w:eastAsia="Times New Roman"/>
-      <w:sz w:val="28"/>
+      <w:rFonts w:ascii="Times New Roman" w:hAnsi="Times New Roman" w:eastAsia="Times New Roman" w:cs="Times New Roman"/>
+      <w:color w:val="000000"/>
+      <w:sz w:val="26"/>
     </w:rPr>
   </w:style>
   <w:style w:type="paragraph" w:styleId="Header">
@@ -658,11 +557,11 @@
       <w:outlineLvl w:val="0"/>
     </w:pPr>
     <w:rPr>
-      <w:rFonts w:asciiTheme="majorHAnsi" w:eastAsiaTheme="majorEastAsia" w:hAnsiTheme="majorHAnsi" w:cstheme="majorBidi"/>
+      <w:rFonts w:ascii="Times New Roman" w:hAnsi="Times New Roman" w:eastAsia="Times New Roman" w:cs="Times New Roman"/>
       <w:b/>
       <w:bCs/>
-      <w:color w:val="365F91" w:themeColor="accent1" w:themeShade="BF"/>
-      <w:sz w:val="28"/>
+      <w:color w:val="000000"/>
+      <w:sz w:val="24"/>
       <w:szCs w:val="28"/>
     </w:rPr>
   </w:style>
@@ -682,11 +581,11 @@
       <w:outlineLvl w:val="1"/>
     </w:pPr>
     <w:rPr>
-      <w:rFonts w:asciiTheme="majorHAnsi" w:eastAsiaTheme="majorEastAsia" w:hAnsiTheme="majorHAnsi" w:cstheme="majorBidi"/>
+      <w:rFonts w:ascii="Times New Roman" w:hAnsi="Times New Roman" w:eastAsia="Times New Roman" w:cs="Times New Roman"/>
       <w:b/>
       <w:bCs/>
-      <w:color w:val="4F81BD" w:themeColor="accent1"/>
-      <w:sz w:val="26"/>
+      <w:color w:val="000000"/>
+      <w:sz w:val="24"/>
       <w:szCs w:val="26"/>
     </w:rPr>
   </w:style>
@@ -706,7 +605,7 @@
       <w:outlineLvl w:val="2"/>
     </w:pPr>
     <w:rPr>
-      <w:rFonts w:asciiTheme="majorHAnsi" w:eastAsiaTheme="majorEastAsia" w:hAnsiTheme="majorHAnsi" w:cstheme="majorBidi"/>
+      <w:rFonts w:ascii="Times New Roman" w:hAnsi="Times New Roman" w:eastAsia="Times New Roman" w:cs="Times New Roman"/>
       <w:b/>
       <w:bCs/>
       <w:color w:val="4F81BD" w:themeColor="accent1"/>
@@ -729,7 +628,7 @@
       <w:outlineLvl w:val="3"/>
     </w:pPr>
     <w:rPr>
-      <w:rFonts w:asciiTheme="majorHAnsi" w:eastAsiaTheme="majorEastAsia" w:hAnsiTheme="majorHAnsi" w:cstheme="majorBidi"/>
+      <w:rFonts w:ascii="Times New Roman" w:hAnsi="Times New Roman" w:eastAsia="Times New Roman" w:cs="Times New Roman"/>
       <w:b/>
       <w:bCs/>
       <w:i/>
@@ -754,7 +653,7 @@
       <w:outlineLvl w:val="4"/>
     </w:pPr>
     <w:rPr>
-      <w:rFonts w:asciiTheme="majorHAnsi" w:eastAsiaTheme="majorEastAsia" w:hAnsiTheme="majorHAnsi" w:cstheme="majorBidi"/>
+      <w:rFonts w:ascii="Times New Roman" w:hAnsi="Times New Roman" w:eastAsia="Times New Roman" w:cs="Times New Roman"/>
       <w:color w:val="243F60" w:themeColor="accent1" w:themeShade="7F"/>
     </w:rPr>
   </w:style>
@@ -775,7 +674,7 @@
       <w:outlineLvl w:val="5"/>
     </w:pPr>
     <w:rPr>
-      <w:rFonts w:asciiTheme="majorHAnsi" w:eastAsiaTheme="majorEastAsia" w:hAnsiTheme="majorHAnsi" w:cstheme="majorBidi"/>
+      <w:rFonts w:ascii="Times New Roman" w:hAnsi="Times New Roman" w:eastAsia="Times New Roman" w:cs="Times New Roman"/>
       <w:i/>
       <w:iCs/>
       <w:color w:val="243F60" w:themeColor="accent1" w:themeShade="7F"/>
@@ -798,7 +697,7 @@
       <w:outlineLvl w:val="6"/>
     </w:pPr>
     <w:rPr>
-      <w:rFonts w:asciiTheme="majorHAnsi" w:eastAsiaTheme="majorEastAsia" w:hAnsiTheme="majorHAnsi" w:cstheme="majorBidi"/>
+      <w:rFonts w:ascii="Times New Roman" w:hAnsi="Times New Roman" w:eastAsia="Times New Roman" w:cs="Times New Roman"/>
       <w:i/>
       <w:iCs/>
       <w:color w:val="404040" w:themeColor="text1" w:themeTint="BF"/>
@@ -821,7 +720,7 @@
       <w:outlineLvl w:val="7"/>
     </w:pPr>
     <w:rPr>
-      <w:rFonts w:asciiTheme="majorHAnsi" w:eastAsiaTheme="majorEastAsia" w:hAnsiTheme="majorHAnsi" w:cstheme="majorBidi"/>
+      <w:rFonts w:ascii="Times New Roman" w:hAnsi="Times New Roman" w:eastAsia="Times New Roman" w:cs="Times New Roman"/>
       <w:color w:val="4F81BD" w:themeColor="accent1"/>
       <w:sz w:val="20"/>
       <w:szCs w:val="20"/>
@@ -844,7 +743,7 @@
       <w:outlineLvl w:val="8"/>
     </w:pPr>
     <w:rPr>
-      <w:rFonts w:asciiTheme="majorHAnsi" w:eastAsiaTheme="majorEastAsia" w:hAnsiTheme="majorHAnsi" w:cstheme="majorBidi"/>
+      <w:rFonts w:ascii="Times New Roman" w:hAnsi="Times New Roman" w:eastAsia="Times New Roman" w:cs="Times New Roman"/>
       <w:i/>
       <w:iCs/>
       <w:color w:val="404040" w:themeColor="text1" w:themeTint="BF"/>
@@ -895,7 +794,7 @@
     <w:uiPriority w:val="9"/>
     <w:rsid w:val="00FC693F"/>
     <w:rPr>
-      <w:rFonts w:asciiTheme="majorHAnsi" w:eastAsiaTheme="majorEastAsia" w:hAnsiTheme="majorHAnsi" w:cstheme="majorBidi"/>
+      <w:rFonts w:ascii="Times New Roman" w:hAnsi="Times New Roman" w:eastAsia="Times New Roman" w:cs="Times New Roman"/>
       <w:b/>
       <w:bCs/>
       <w:color w:val="365F91" w:themeColor="accent1" w:themeShade="BF"/>
@@ -910,7 +809,7 @@
     <w:uiPriority w:val="9"/>
     <w:rsid w:val="00FC693F"/>
     <w:rPr>
-      <w:rFonts w:asciiTheme="majorHAnsi" w:eastAsiaTheme="majorEastAsia" w:hAnsiTheme="majorHAnsi" w:cstheme="majorBidi"/>
+      <w:rFonts w:ascii="Times New Roman" w:hAnsi="Times New Roman" w:eastAsia="Times New Roman" w:cs="Times New Roman"/>
       <w:b/>
       <w:bCs/>
       <w:color w:val="4F81BD" w:themeColor="accent1"/>
@@ -925,7 +824,7 @@
     <w:uiPriority w:val="9"/>
     <w:rsid w:val="00FC693F"/>
     <w:rPr>
-      <w:rFonts w:asciiTheme="majorHAnsi" w:eastAsiaTheme="majorEastAsia" w:hAnsiTheme="majorHAnsi" w:cstheme="majorBidi"/>
+      <w:rFonts w:ascii="Times New Roman" w:hAnsi="Times New Roman" w:eastAsia="Times New Roman" w:cs="Times New Roman"/>
       <w:b/>
       <w:bCs/>
       <w:color w:val="4F81BD" w:themeColor="accent1"/>
@@ -947,8 +846,8 @@
       <w:contextualSpacing/>
     </w:pPr>
     <w:rPr>
-      <w:rFonts w:asciiTheme="majorHAnsi" w:eastAsiaTheme="majorEastAsia" w:hAnsiTheme="majorHAnsi" w:cstheme="majorBidi"/>
-      <w:color w:val="17365D" w:themeColor="text2" w:themeShade="BF"/>
+      <w:rFonts w:ascii="Times New Roman" w:hAnsi="Times New Roman" w:eastAsia="Times New Roman" w:cs="Times New Roman"/>
+      <w:color w:val="000000"/>
       <w:spacing w:val="5"/>
       <w:kern w:val="28"/>
       <w:sz w:val="52"/>
@@ -962,7 +861,7 @@
     <w:uiPriority w:val="10"/>
     <w:rsid w:val="00FC693F"/>
     <w:rPr>
-      <w:rFonts w:asciiTheme="majorHAnsi" w:eastAsiaTheme="majorEastAsia" w:hAnsiTheme="majorHAnsi" w:cstheme="majorBidi"/>
+      <w:rFonts w:ascii="Times New Roman" w:hAnsi="Times New Roman" w:eastAsia="Times New Roman" w:cs="Times New Roman"/>
       <w:color w:val="17365D" w:themeColor="text2" w:themeShade="BF"/>
       <w:spacing w:val="5"/>
       <w:kern w:val="28"/>
@@ -984,7 +883,7 @@
       </w:numPr>
     </w:pPr>
     <w:rPr>
-      <w:rFonts w:asciiTheme="majorHAnsi" w:eastAsiaTheme="majorEastAsia" w:hAnsiTheme="majorHAnsi" w:cstheme="majorBidi"/>
+      <w:rFonts w:ascii="Times New Roman" w:hAnsi="Times New Roman" w:eastAsia="Times New Roman" w:cs="Times New Roman"/>
       <w:i/>
       <w:iCs/>
       <w:color w:val="4F81BD" w:themeColor="accent1"/>
@@ -1000,7 +899,7 @@
     <w:uiPriority w:val="11"/>
     <w:rsid w:val="00FC693F"/>
     <w:rPr>
-      <w:rFonts w:asciiTheme="majorHAnsi" w:eastAsiaTheme="majorEastAsia" w:hAnsiTheme="majorHAnsi" w:cstheme="majorBidi"/>
+      <w:rFonts w:ascii="Times New Roman" w:hAnsi="Times New Roman" w:eastAsia="Times New Roman" w:cs="Times New Roman"/>
       <w:i/>
       <w:iCs/>
       <w:color w:val="4F81BD" w:themeColor="accent1"/>
@@ -1247,7 +1146,7 @@
       </w:tabs>
     </w:pPr>
     <w:rPr>
-      <w:rFonts w:ascii="Courier" w:hAnsi="Courier"/>
+      <w:rFonts w:ascii="Times New Roman" w:hAnsi="Times New Roman" w:eastAsia="Times New Roman" w:cs="Times New Roman"/>
       <w:sz w:val="20"/>
       <w:szCs w:val="20"/>
     </w:rPr>
@@ -1259,7 +1158,7 @@
     <w:uiPriority w:val="99"/>
     <w:rsid w:val="0029639D"/>
     <w:rPr>
-      <w:rFonts w:ascii="Courier" w:hAnsi="Courier"/>
+      <w:rFonts w:ascii="Times New Roman" w:hAnsi="Times New Roman" w:eastAsia="Times New Roman" w:cs="Times New Roman"/>
       <w:sz w:val="20"/>
       <w:szCs w:val="20"/>
     </w:rPr>
@@ -1298,7 +1197,7 @@
     <w:semiHidden/>
     <w:rsid w:val="00FC693F"/>
     <w:rPr>
-      <w:rFonts w:asciiTheme="majorHAnsi" w:eastAsiaTheme="majorEastAsia" w:hAnsiTheme="majorHAnsi" w:cstheme="majorBidi"/>
+      <w:rFonts w:ascii="Times New Roman" w:hAnsi="Times New Roman" w:eastAsia="Times New Roman" w:cs="Times New Roman"/>
       <w:b/>
       <w:bCs/>
       <w:i/>
@@ -1314,7 +1213,7 @@
     <w:semiHidden/>
     <w:rsid w:val="00FC693F"/>
     <w:rPr>
-      <w:rFonts w:asciiTheme="majorHAnsi" w:eastAsiaTheme="majorEastAsia" w:hAnsiTheme="majorHAnsi" w:cstheme="majorBidi"/>
+      <w:rFonts w:ascii="Times New Roman" w:hAnsi="Times New Roman" w:eastAsia="Times New Roman" w:cs="Times New Roman"/>
       <w:color w:val="243F60" w:themeColor="accent1" w:themeShade="7F"/>
     </w:rPr>
   </w:style>
@@ -1326,7 +1225,7 @@
     <w:semiHidden/>
     <w:rsid w:val="00FC693F"/>
     <w:rPr>
-      <w:rFonts w:asciiTheme="majorHAnsi" w:eastAsiaTheme="majorEastAsia" w:hAnsiTheme="majorHAnsi" w:cstheme="majorBidi"/>
+      <w:rFonts w:ascii="Times New Roman" w:hAnsi="Times New Roman" w:eastAsia="Times New Roman" w:cs="Times New Roman"/>
       <w:i/>
       <w:iCs/>
       <w:color w:val="243F60" w:themeColor="accent1" w:themeShade="7F"/>
@@ -1340,7 +1239,7 @@
     <w:semiHidden/>
     <w:rsid w:val="00FC693F"/>
     <w:rPr>
-      <w:rFonts w:asciiTheme="majorHAnsi" w:eastAsiaTheme="majorEastAsia" w:hAnsiTheme="majorHAnsi" w:cstheme="majorBidi"/>
+      <w:rFonts w:ascii="Times New Roman" w:hAnsi="Times New Roman" w:eastAsia="Times New Roman" w:cs="Times New Roman"/>
       <w:i/>
       <w:iCs/>
       <w:color w:val="404040" w:themeColor="text1" w:themeTint="BF"/>
@@ -1354,7 +1253,7 @@
     <w:semiHidden/>
     <w:rsid w:val="00FC693F"/>
     <w:rPr>
-      <w:rFonts w:asciiTheme="majorHAnsi" w:eastAsiaTheme="majorEastAsia" w:hAnsiTheme="majorHAnsi" w:cstheme="majorBidi"/>
+      <w:rFonts w:ascii="Times New Roman" w:hAnsi="Times New Roman" w:eastAsia="Times New Roman" w:cs="Times New Roman"/>
       <w:color w:val="4F81BD" w:themeColor="accent1"/>
       <w:sz w:val="20"/>
       <w:szCs w:val="20"/>
@@ -1368,7 +1267,7 @@
     <w:semiHidden/>
     <w:rsid w:val="00FC693F"/>
     <w:rPr>
-      <w:rFonts w:asciiTheme="majorHAnsi" w:eastAsiaTheme="majorEastAsia" w:hAnsiTheme="majorHAnsi" w:cstheme="majorBidi"/>
+      <w:rFonts w:ascii="Times New Roman" w:hAnsi="Times New Roman" w:eastAsia="Times New Roman" w:cs="Times New Roman"/>
       <w:i/>
       <w:iCs/>
       <w:color w:val="404040" w:themeColor="text1" w:themeTint="BF"/>
@@ -2957,7 +2856,7 @@
         <w:spacing w:before="0" w:after="0" w:line="240" w:lineRule="auto"/>
       </w:pPr>
       <w:rPr>
-        <w:rFonts w:asciiTheme="majorHAnsi" w:eastAsiaTheme="majorEastAsia" w:hAnsiTheme="majorHAnsi" w:cstheme="majorBidi"/>
+        <w:rFonts w:ascii="Times New Roman" w:hAnsi="Times New Roman" w:eastAsia="Times New Roman" w:cs="Times New Roman"/>
         <w:b/>
         <w:bCs/>
       </w:rPr>
@@ -2978,7 +2877,7 @@
         <w:spacing w:before="0" w:after="0" w:line="240" w:lineRule="auto"/>
       </w:pPr>
       <w:rPr>
-        <w:rFonts w:asciiTheme="majorHAnsi" w:eastAsiaTheme="majorEastAsia" w:hAnsiTheme="majorHAnsi" w:cstheme="majorBidi"/>
+        <w:rFonts w:ascii="Times New Roman" w:hAnsi="Times New Roman" w:eastAsia="Times New Roman" w:cs="Times New Roman"/>
         <w:b/>
         <w:bCs/>
       </w:rPr>
@@ -2996,14 +2895,14 @@
     </w:tblStylePr>
     <w:tblStylePr w:type="firstCol">
       <w:rPr>
-        <w:rFonts w:asciiTheme="majorHAnsi" w:eastAsiaTheme="majorEastAsia" w:hAnsiTheme="majorHAnsi" w:cstheme="majorBidi"/>
+        <w:rFonts w:ascii="Times New Roman" w:hAnsi="Times New Roman" w:eastAsia="Times New Roman" w:cs="Times New Roman"/>
         <w:b/>
         <w:bCs/>
       </w:rPr>
     </w:tblStylePr>
     <w:tblStylePr w:type="lastCol">
       <w:rPr>
-        <w:rFonts w:asciiTheme="majorHAnsi" w:eastAsiaTheme="majorEastAsia" w:hAnsiTheme="majorHAnsi" w:cstheme="majorBidi"/>
+        <w:rFonts w:ascii="Times New Roman" w:hAnsi="Times New Roman" w:eastAsia="Times New Roman" w:cs="Times New Roman"/>
         <w:b/>
         <w:bCs/>
       </w:rPr>
@@ -3087,7 +2986,7 @@
         <w:spacing w:before="0" w:after="0" w:line="240" w:lineRule="auto"/>
       </w:pPr>
       <w:rPr>
-        <w:rFonts w:asciiTheme="majorHAnsi" w:eastAsiaTheme="majorEastAsia" w:hAnsiTheme="majorHAnsi" w:cstheme="majorBidi"/>
+        <w:rFonts w:ascii="Times New Roman" w:hAnsi="Times New Roman" w:eastAsia="Times New Roman" w:cs="Times New Roman"/>
         <w:b/>
         <w:bCs/>
       </w:rPr>
@@ -3108,7 +3007,7 @@
         <w:spacing w:before="0" w:after="0" w:line="240" w:lineRule="auto"/>
       </w:pPr>
       <w:rPr>
-        <w:rFonts w:asciiTheme="majorHAnsi" w:eastAsiaTheme="majorEastAsia" w:hAnsiTheme="majorHAnsi" w:cstheme="majorBidi"/>
+        <w:rFonts w:ascii="Times New Roman" w:hAnsi="Times New Roman" w:eastAsia="Times New Roman" w:cs="Times New Roman"/>
         <w:b/>
         <w:bCs/>
       </w:rPr>
@@ -3126,14 +3025,14 @@
     </w:tblStylePr>
     <w:tblStylePr w:type="firstCol">
       <w:rPr>
-        <w:rFonts w:asciiTheme="majorHAnsi" w:eastAsiaTheme="majorEastAsia" w:hAnsiTheme="majorHAnsi" w:cstheme="majorBidi"/>
+        <w:rFonts w:ascii="Times New Roman" w:hAnsi="Times New Roman" w:eastAsia="Times New Roman" w:cs="Times New Roman"/>
         <w:b/>
         <w:bCs/>
       </w:rPr>
     </w:tblStylePr>
     <w:tblStylePr w:type="lastCol">
       <w:rPr>
-        <w:rFonts w:asciiTheme="majorHAnsi" w:eastAsiaTheme="majorEastAsia" w:hAnsiTheme="majorHAnsi" w:cstheme="majorBidi"/>
+        <w:rFonts w:ascii="Times New Roman" w:hAnsi="Times New Roman" w:eastAsia="Times New Roman" w:cs="Times New Roman"/>
         <w:b/>
         <w:bCs/>
       </w:rPr>
@@ -3217,7 +3116,7 @@
         <w:spacing w:before="0" w:after="0" w:line="240" w:lineRule="auto"/>
       </w:pPr>
       <w:rPr>
-        <w:rFonts w:asciiTheme="majorHAnsi" w:eastAsiaTheme="majorEastAsia" w:hAnsiTheme="majorHAnsi" w:cstheme="majorBidi"/>
+        <w:rFonts w:ascii="Times New Roman" w:hAnsi="Times New Roman" w:eastAsia="Times New Roman" w:cs="Times New Roman"/>
         <w:b/>
         <w:bCs/>
       </w:rPr>
@@ -3238,7 +3137,7 @@
         <w:spacing w:before="0" w:after="0" w:line="240" w:lineRule="auto"/>
       </w:pPr>
       <w:rPr>
-        <w:rFonts w:asciiTheme="majorHAnsi" w:eastAsiaTheme="majorEastAsia" w:hAnsiTheme="majorHAnsi" w:cstheme="majorBidi"/>
+        <w:rFonts w:ascii="Times New Roman" w:hAnsi="Times New Roman" w:eastAsia="Times New Roman" w:cs="Times New Roman"/>
         <w:b/>
         <w:bCs/>
       </w:rPr>
@@ -3256,14 +3155,14 @@
     </w:tblStylePr>
     <w:tblStylePr w:type="firstCol">
       <w:rPr>
-        <w:rFonts w:asciiTheme="majorHAnsi" w:eastAsiaTheme="majorEastAsia" w:hAnsiTheme="majorHAnsi" w:cstheme="majorBidi"/>
+        <w:rFonts w:ascii="Times New Roman" w:hAnsi="Times New Roman" w:eastAsia="Times New Roman" w:cs="Times New Roman"/>
         <w:b/>
         <w:bCs/>
       </w:rPr>
     </w:tblStylePr>
     <w:tblStylePr w:type="lastCol">
       <w:rPr>
-        <w:rFonts w:asciiTheme="majorHAnsi" w:eastAsiaTheme="majorEastAsia" w:hAnsiTheme="majorHAnsi" w:cstheme="majorBidi"/>
+        <w:rFonts w:ascii="Times New Roman" w:hAnsi="Times New Roman" w:eastAsia="Times New Roman" w:cs="Times New Roman"/>
         <w:b/>
         <w:bCs/>
       </w:rPr>
@@ -3347,7 +3246,7 @@
         <w:spacing w:before="0" w:after="0" w:line="240" w:lineRule="auto"/>
       </w:pPr>
       <w:rPr>
-        <w:rFonts w:asciiTheme="majorHAnsi" w:eastAsiaTheme="majorEastAsia" w:hAnsiTheme="majorHAnsi" w:cstheme="majorBidi"/>
+        <w:rFonts w:ascii="Times New Roman" w:hAnsi="Times New Roman" w:eastAsia="Times New Roman" w:cs="Times New Roman"/>
         <w:b/>
         <w:bCs/>
       </w:rPr>
@@ -3368,7 +3267,7 @@
         <w:spacing w:before="0" w:after="0" w:line="240" w:lineRule="auto"/>
       </w:pPr>
       <w:rPr>
-        <w:rFonts w:asciiTheme="majorHAnsi" w:eastAsiaTheme="majorEastAsia" w:hAnsiTheme="majorHAnsi" w:cstheme="majorBidi"/>
+        <w:rFonts w:ascii="Times New Roman" w:hAnsi="Times New Roman" w:eastAsia="Times New Roman" w:cs="Times New Roman"/>
         <w:b/>
         <w:bCs/>
       </w:rPr>
@@ -3386,14 +3285,14 @@
     </w:tblStylePr>
     <w:tblStylePr w:type="firstCol">
       <w:rPr>
-        <w:rFonts w:asciiTheme="majorHAnsi" w:eastAsiaTheme="majorEastAsia" w:hAnsiTheme="majorHAnsi" w:cstheme="majorBidi"/>
+        <w:rFonts w:ascii="Times New Roman" w:hAnsi="Times New Roman" w:eastAsia="Times New Roman" w:cs="Times New Roman"/>
         <w:b/>
         <w:bCs/>
       </w:rPr>
     </w:tblStylePr>
     <w:tblStylePr w:type="lastCol">
       <w:rPr>
-        <w:rFonts w:asciiTheme="majorHAnsi" w:eastAsiaTheme="majorEastAsia" w:hAnsiTheme="majorHAnsi" w:cstheme="majorBidi"/>
+        <w:rFonts w:ascii="Times New Roman" w:hAnsi="Times New Roman" w:eastAsia="Times New Roman" w:cs="Times New Roman"/>
         <w:b/>
         <w:bCs/>
       </w:rPr>
@@ -3477,7 +3376,7 @@
         <w:spacing w:before="0" w:after="0" w:line="240" w:lineRule="auto"/>
       </w:pPr>
       <w:rPr>
-        <w:rFonts w:asciiTheme="majorHAnsi" w:eastAsiaTheme="majorEastAsia" w:hAnsiTheme="majorHAnsi" w:cstheme="majorBidi"/>
+        <w:rFonts w:ascii="Times New Roman" w:hAnsi="Times New Roman" w:eastAsia="Times New Roman" w:cs="Times New Roman"/>
         <w:b/>
         <w:bCs/>
       </w:rPr>
@@ -3498,7 +3397,7 @@
         <w:spacing w:before="0" w:after="0" w:line="240" w:lineRule="auto"/>
       </w:pPr>
       <w:rPr>
-        <w:rFonts w:asciiTheme="majorHAnsi" w:eastAsiaTheme="majorEastAsia" w:hAnsiTheme="majorHAnsi" w:cstheme="majorBidi"/>
+        <w:rFonts w:ascii="Times New Roman" w:hAnsi="Times New Roman" w:eastAsia="Times New Roman" w:cs="Times New Roman"/>
         <w:b/>
         <w:bCs/>
       </w:rPr>
@@ -3516,14 +3415,14 @@
     </w:tblStylePr>
     <w:tblStylePr w:type="firstCol">
       <w:rPr>
-        <w:rFonts w:asciiTheme="majorHAnsi" w:eastAsiaTheme="majorEastAsia" w:hAnsiTheme="majorHAnsi" w:cstheme="majorBidi"/>
+        <w:rFonts w:ascii="Times New Roman" w:hAnsi="Times New Roman" w:eastAsia="Times New Roman" w:cs="Times New Roman"/>
         <w:b/>
         <w:bCs/>
       </w:rPr>
     </w:tblStylePr>
     <w:tblStylePr w:type="lastCol">
       <w:rPr>
-        <w:rFonts w:asciiTheme="majorHAnsi" w:eastAsiaTheme="majorEastAsia" w:hAnsiTheme="majorHAnsi" w:cstheme="majorBidi"/>
+        <w:rFonts w:ascii="Times New Roman" w:hAnsi="Times New Roman" w:eastAsia="Times New Roman" w:cs="Times New Roman"/>
         <w:b/>
         <w:bCs/>
       </w:rPr>
@@ -3607,7 +3506,7 @@
         <w:spacing w:before="0" w:after="0" w:line="240" w:lineRule="auto"/>
       </w:pPr>
       <w:rPr>
-        <w:rFonts w:asciiTheme="majorHAnsi" w:eastAsiaTheme="majorEastAsia" w:hAnsiTheme="majorHAnsi" w:cstheme="majorBidi"/>
+        <w:rFonts w:ascii="Times New Roman" w:hAnsi="Times New Roman" w:eastAsia="Times New Roman" w:cs="Times New Roman"/>
         <w:b/>
         <w:bCs/>
       </w:rPr>
@@ -3628,7 +3527,7 @@
         <w:spacing w:before="0" w:after="0" w:line="240" w:lineRule="auto"/>
       </w:pPr>
       <w:rPr>
-        <w:rFonts w:asciiTheme="majorHAnsi" w:eastAsiaTheme="majorEastAsia" w:hAnsiTheme="majorHAnsi" w:cstheme="majorBidi"/>
+        <w:rFonts w:ascii="Times New Roman" w:hAnsi="Times New Roman" w:eastAsia="Times New Roman" w:cs="Times New Roman"/>
         <w:b/>
         <w:bCs/>
       </w:rPr>
@@ -3646,14 +3545,14 @@
     </w:tblStylePr>
     <w:tblStylePr w:type="firstCol">
       <w:rPr>
-        <w:rFonts w:asciiTheme="majorHAnsi" w:eastAsiaTheme="majorEastAsia" w:hAnsiTheme="majorHAnsi" w:cstheme="majorBidi"/>
+        <w:rFonts w:ascii="Times New Roman" w:hAnsi="Times New Roman" w:eastAsia="Times New Roman" w:cs="Times New Roman"/>
         <w:b/>
         <w:bCs/>
       </w:rPr>
     </w:tblStylePr>
     <w:tblStylePr w:type="lastCol">
       <w:rPr>
-        <w:rFonts w:asciiTheme="majorHAnsi" w:eastAsiaTheme="majorEastAsia" w:hAnsiTheme="majorHAnsi" w:cstheme="majorBidi"/>
+        <w:rFonts w:ascii="Times New Roman" w:hAnsi="Times New Roman" w:eastAsia="Times New Roman" w:cs="Times New Roman"/>
         <w:b/>
         <w:bCs/>
       </w:rPr>
@@ -3737,7 +3636,7 @@
         <w:spacing w:before="0" w:after="0" w:line="240" w:lineRule="auto"/>
       </w:pPr>
       <w:rPr>
-        <w:rFonts w:asciiTheme="majorHAnsi" w:eastAsiaTheme="majorEastAsia" w:hAnsiTheme="majorHAnsi" w:cstheme="majorBidi"/>
+        <w:rFonts w:ascii="Times New Roman" w:hAnsi="Times New Roman" w:eastAsia="Times New Roman" w:cs="Times New Roman"/>
         <w:b/>
         <w:bCs/>
       </w:rPr>
@@ -3758,7 +3657,7 @@
         <w:spacing w:before="0" w:after="0" w:line="240" w:lineRule="auto"/>
       </w:pPr>
       <w:rPr>
-        <w:rFonts w:asciiTheme="majorHAnsi" w:eastAsiaTheme="majorEastAsia" w:hAnsiTheme="majorHAnsi" w:cstheme="majorBidi"/>
+        <w:rFonts w:ascii="Times New Roman" w:hAnsi="Times New Roman" w:eastAsia="Times New Roman" w:cs="Times New Roman"/>
         <w:b/>
         <w:bCs/>
       </w:rPr>
@@ -3776,14 +3675,14 @@
     </w:tblStylePr>
     <w:tblStylePr w:type="firstCol">
       <w:rPr>
-        <w:rFonts w:asciiTheme="majorHAnsi" w:eastAsiaTheme="majorEastAsia" w:hAnsiTheme="majorHAnsi" w:cstheme="majorBidi"/>
+        <w:rFonts w:ascii="Times New Roman" w:hAnsi="Times New Roman" w:eastAsia="Times New Roman" w:cs="Times New Roman"/>
         <w:b/>
         <w:bCs/>
       </w:rPr>
     </w:tblStylePr>
     <w:tblStylePr w:type="lastCol">
       <w:rPr>
-        <w:rFonts w:asciiTheme="majorHAnsi" w:eastAsiaTheme="majorEastAsia" w:hAnsiTheme="majorHAnsi" w:cstheme="majorBidi"/>
+        <w:rFonts w:ascii="Times New Roman" w:hAnsi="Times New Roman" w:eastAsia="Times New Roman" w:cs="Times New Roman"/>
         <w:b/>
         <w:bCs/>
       </w:rPr>
@@ -5648,7 +5547,7 @@
     </w:tblPr>
     <w:tblStylePr w:type="firstRow">
       <w:rPr>
-        <w:rFonts w:asciiTheme="majorHAnsi" w:eastAsiaTheme="majorEastAsia" w:hAnsiTheme="majorHAnsi" w:cstheme="majorBidi"/>
+        <w:rFonts w:ascii="Times New Roman" w:hAnsi="Times New Roman" w:eastAsia="Times New Roman" w:cs="Times New Roman"/>
       </w:rPr>
       <w:tblPr/>
       <w:tcPr>
@@ -5732,7 +5631,7 @@
     </w:tblPr>
     <w:tblStylePr w:type="firstRow">
       <w:rPr>
-        <w:rFonts w:asciiTheme="majorHAnsi" w:eastAsiaTheme="majorEastAsia" w:hAnsiTheme="majorHAnsi" w:cstheme="majorBidi"/>
+        <w:rFonts w:ascii="Times New Roman" w:hAnsi="Times New Roman" w:eastAsia="Times New Roman" w:cs="Times New Roman"/>
       </w:rPr>
       <w:tblPr/>
       <w:tcPr>
@@ -5816,7 +5715,7 @@
     </w:tblPr>
     <w:tblStylePr w:type="firstRow">
       <w:rPr>
-        <w:rFonts w:asciiTheme="majorHAnsi" w:eastAsiaTheme="majorEastAsia" w:hAnsiTheme="majorHAnsi" w:cstheme="majorBidi"/>
+        <w:rFonts w:ascii="Times New Roman" w:hAnsi="Times New Roman" w:eastAsia="Times New Roman" w:cs="Times New Roman"/>
       </w:rPr>
       <w:tblPr/>
       <w:tcPr>
@@ -5900,7 +5799,7 @@
     </w:tblPr>
     <w:tblStylePr w:type="firstRow">
       <w:rPr>
-        <w:rFonts w:asciiTheme="majorHAnsi" w:eastAsiaTheme="majorEastAsia" w:hAnsiTheme="majorHAnsi" w:cstheme="majorBidi"/>
+        <w:rFonts w:ascii="Times New Roman" w:hAnsi="Times New Roman" w:eastAsia="Times New Roman" w:cs="Times New Roman"/>
       </w:rPr>
       <w:tblPr/>
       <w:tcPr>
@@ -5984,7 +5883,7 @@
     </w:tblPr>
     <w:tblStylePr w:type="firstRow">
       <w:rPr>
-        <w:rFonts w:asciiTheme="majorHAnsi" w:eastAsiaTheme="majorEastAsia" w:hAnsiTheme="majorHAnsi" w:cstheme="majorBidi"/>
+        <w:rFonts w:ascii="Times New Roman" w:hAnsi="Times New Roman" w:eastAsia="Times New Roman" w:cs="Times New Roman"/>
       </w:rPr>
       <w:tblPr/>
       <w:tcPr>
@@ -6068,7 +5967,7 @@
     </w:tblPr>
     <w:tblStylePr w:type="firstRow">
       <w:rPr>
-        <w:rFonts w:asciiTheme="majorHAnsi" w:eastAsiaTheme="majorEastAsia" w:hAnsiTheme="majorHAnsi" w:cstheme="majorBidi"/>
+        <w:rFonts w:ascii="Times New Roman" w:hAnsi="Times New Roman" w:eastAsia="Times New Roman" w:cs="Times New Roman"/>
       </w:rPr>
       <w:tblPr/>
       <w:tcPr>
@@ -6152,7 +6051,7 @@
     </w:tblPr>
     <w:tblStylePr w:type="firstRow">
       <w:rPr>
-        <w:rFonts w:asciiTheme="majorHAnsi" w:eastAsiaTheme="majorEastAsia" w:hAnsiTheme="majorHAnsi" w:cstheme="majorBidi"/>
+        <w:rFonts w:ascii="Times New Roman" w:hAnsi="Times New Roman" w:eastAsia="Times New Roman" w:cs="Times New Roman"/>
       </w:rPr>
       <w:tblPr/>
       <w:tcPr>
@@ -6217,7 +6116,7 @@
       <w:spacing w:after="0" w:line="240" w:lineRule="auto"/>
     </w:pPr>
     <w:rPr>
-      <w:rFonts w:asciiTheme="majorHAnsi" w:eastAsiaTheme="majorEastAsia" w:hAnsiTheme="majorHAnsi" w:cstheme="majorBidi"/>
+      <w:rFonts w:ascii="Times New Roman" w:hAnsi="Times New Roman" w:eastAsia="Times New Roman" w:cs="Times New Roman"/>
       <w:color w:val="000000" w:themeColor="text1"/>
     </w:rPr>
     <w:tblPr>
@@ -6345,7 +6244,7 @@
       <w:spacing w:after="0" w:line="240" w:lineRule="auto"/>
     </w:pPr>
     <w:rPr>
-      <w:rFonts w:asciiTheme="majorHAnsi" w:eastAsiaTheme="majorEastAsia" w:hAnsiTheme="majorHAnsi" w:cstheme="majorBidi"/>
+      <w:rFonts w:ascii="Times New Roman" w:hAnsi="Times New Roman" w:eastAsia="Times New Roman" w:cs="Times New Roman"/>
       <w:color w:val="000000" w:themeColor="text1"/>
     </w:rPr>
     <w:tblPr>
@@ -6473,7 +6372,7 @@
       <w:spacing w:after="0" w:line="240" w:lineRule="auto"/>
     </w:pPr>
     <w:rPr>
-      <w:rFonts w:asciiTheme="majorHAnsi" w:eastAsiaTheme="majorEastAsia" w:hAnsiTheme="majorHAnsi" w:cstheme="majorBidi"/>
+      <w:rFonts w:ascii="Times New Roman" w:hAnsi="Times New Roman" w:eastAsia="Times New Roman" w:cs="Times New Roman"/>
       <w:color w:val="000000" w:themeColor="text1"/>
     </w:rPr>
     <w:tblPr>
@@ -6601,7 +6500,7 @@
       <w:spacing w:after="0" w:line="240" w:lineRule="auto"/>
     </w:pPr>
     <w:rPr>
-      <w:rFonts w:asciiTheme="majorHAnsi" w:eastAsiaTheme="majorEastAsia" w:hAnsiTheme="majorHAnsi" w:cstheme="majorBidi"/>
+      <w:rFonts w:ascii="Times New Roman" w:hAnsi="Times New Roman" w:eastAsia="Times New Roman" w:cs="Times New Roman"/>
       <w:color w:val="000000" w:themeColor="text1"/>
     </w:rPr>
     <w:tblPr>
@@ -6729,7 +6628,7 @@
       <w:spacing w:after="0" w:line="240" w:lineRule="auto"/>
     </w:pPr>
     <w:rPr>
-      <w:rFonts w:asciiTheme="majorHAnsi" w:eastAsiaTheme="majorEastAsia" w:hAnsiTheme="majorHAnsi" w:cstheme="majorBidi"/>
+      <w:rFonts w:ascii="Times New Roman" w:hAnsi="Times New Roman" w:eastAsia="Times New Roman" w:cs="Times New Roman"/>
       <w:color w:val="000000" w:themeColor="text1"/>
     </w:rPr>
     <w:tblPr>
@@ -6857,7 +6756,7 @@
       <w:spacing w:after="0" w:line="240" w:lineRule="auto"/>
     </w:pPr>
     <w:rPr>
-      <w:rFonts w:asciiTheme="majorHAnsi" w:eastAsiaTheme="majorEastAsia" w:hAnsiTheme="majorHAnsi" w:cstheme="majorBidi"/>
+      <w:rFonts w:ascii="Times New Roman" w:hAnsi="Times New Roman" w:eastAsia="Times New Roman" w:cs="Times New Roman"/>
       <w:color w:val="000000" w:themeColor="text1"/>
     </w:rPr>
     <w:tblPr>
@@ -6985,7 +6884,7 @@
       <w:spacing w:after="0" w:line="240" w:lineRule="auto"/>
     </w:pPr>
     <w:rPr>
-      <w:rFonts w:asciiTheme="majorHAnsi" w:eastAsiaTheme="majorEastAsia" w:hAnsiTheme="majorHAnsi" w:cstheme="majorBidi"/>
+      <w:rFonts w:ascii="Times New Roman" w:hAnsi="Times New Roman" w:eastAsia="Times New Roman" w:cs="Times New Roman"/>
       <w:color w:val="000000" w:themeColor="text1"/>
     </w:rPr>
     <w:tblPr>
@@ -7624,7 +7523,7 @@
       <w:spacing w:after="0" w:line="240" w:lineRule="auto"/>
     </w:pPr>
     <w:rPr>
-      <w:rFonts w:asciiTheme="majorHAnsi" w:eastAsiaTheme="majorEastAsia" w:hAnsiTheme="majorHAnsi" w:cstheme="majorBidi"/>
+      <w:rFonts w:ascii="Times New Roman" w:hAnsi="Times New Roman" w:eastAsia="Times New Roman" w:cs="Times New Roman"/>
       <w:color w:val="000000" w:themeColor="text1"/>
     </w:rPr>
     <w:tblPr>
@@ -7749,7 +7648,7 @@
       <w:spacing w:after="0" w:line="240" w:lineRule="auto"/>
     </w:pPr>
     <w:rPr>
-      <w:rFonts w:asciiTheme="majorHAnsi" w:eastAsiaTheme="majorEastAsia" w:hAnsiTheme="majorHAnsi" w:cstheme="majorBidi"/>
+      <w:rFonts w:ascii="Times New Roman" w:hAnsi="Times New Roman" w:eastAsia="Times New Roman" w:cs="Times New Roman"/>
       <w:color w:val="000000" w:themeColor="text1"/>
     </w:rPr>
     <w:tblPr>
@@ -7874,7 +7773,7 @@
       <w:spacing w:after="0" w:line="240" w:lineRule="auto"/>
     </w:pPr>
     <w:rPr>
-      <w:rFonts w:asciiTheme="majorHAnsi" w:eastAsiaTheme="majorEastAsia" w:hAnsiTheme="majorHAnsi" w:cstheme="majorBidi"/>
+      <w:rFonts w:ascii="Times New Roman" w:hAnsi="Times New Roman" w:eastAsia="Times New Roman" w:cs="Times New Roman"/>
       <w:color w:val="000000" w:themeColor="text1"/>
     </w:rPr>
     <w:tblPr>
@@ -7999,7 +7898,7 @@
       <w:spacing w:after="0" w:line="240" w:lineRule="auto"/>
     </w:pPr>
     <w:rPr>
-      <w:rFonts w:asciiTheme="majorHAnsi" w:eastAsiaTheme="majorEastAsia" w:hAnsiTheme="majorHAnsi" w:cstheme="majorBidi"/>
+      <w:rFonts w:ascii="Times New Roman" w:hAnsi="Times New Roman" w:eastAsia="Times New Roman" w:cs="Times New Roman"/>
       <w:color w:val="000000" w:themeColor="text1"/>
     </w:rPr>
     <w:tblPr>
@@ -8124,7 +8023,7 @@
       <w:spacing w:after="0" w:line="240" w:lineRule="auto"/>
     </w:pPr>
     <w:rPr>
-      <w:rFonts w:asciiTheme="majorHAnsi" w:eastAsiaTheme="majorEastAsia" w:hAnsiTheme="majorHAnsi" w:cstheme="majorBidi"/>
+      <w:rFonts w:ascii="Times New Roman" w:hAnsi="Times New Roman" w:eastAsia="Times New Roman" w:cs="Times New Roman"/>
       <w:color w:val="000000" w:themeColor="text1"/>
     </w:rPr>
     <w:tblPr>
@@ -8249,7 +8148,7 @@
       <w:spacing w:after="0" w:line="240" w:lineRule="auto"/>
     </w:pPr>
     <w:rPr>
-      <w:rFonts w:asciiTheme="majorHAnsi" w:eastAsiaTheme="majorEastAsia" w:hAnsiTheme="majorHAnsi" w:cstheme="majorBidi"/>
+      <w:rFonts w:ascii="Times New Roman" w:hAnsi="Times New Roman" w:eastAsia="Times New Roman" w:cs="Times New Roman"/>
       <w:color w:val="000000" w:themeColor="text1"/>
     </w:rPr>
     <w:tblPr>
@@ -8374,7 +8273,7 @@
       <w:spacing w:after="0" w:line="240" w:lineRule="auto"/>
     </w:pPr>
     <w:rPr>
-      <w:rFonts w:asciiTheme="majorHAnsi" w:eastAsiaTheme="majorEastAsia" w:hAnsiTheme="majorHAnsi" w:cstheme="majorBidi"/>
+      <w:rFonts w:ascii="Times New Roman" w:hAnsi="Times New Roman" w:eastAsia="Times New Roman" w:cs="Times New Roman"/>
       <w:color w:val="000000" w:themeColor="text1"/>
     </w:rPr>
     <w:tblPr>
